--- a/public/itinerary.docx
+++ b/public/itinerary.docx
@@ -1,6 +1,6 @@
 
 <file path=word/document.xml><?xml version="1.0" encoding="utf-8"?>
-<w:document xmlns:wpc="http://schemas.microsoft.com/office/word/2010/wordprocessingCanvas" xmlns:cx="http://schemas.microsoft.com/office/drawing/2014/chartex" xmlns:cx1="http://schemas.microsoft.com/office/drawing/2015/9/8/chartex" xmlns:cx2="http://schemas.microsoft.com/office/drawing/2015/10/21/chartex" xmlns:cx3="http://schemas.microsoft.com/office/drawing/2016/5/9/chartex" xmlns:cx4="http://schemas.microsoft.com/office/drawing/2016/5/10/chartex" xmlns:cx5="http://schemas.microsoft.com/office/drawing/2016/5/11/chartex" xmlns:cx6="http://schemas.microsoft.com/office/drawing/2016/5/12/chartex" xmlns:cx7="http://schemas.microsoft.com/office/drawing/2016/5/13/chartex" xmlns:cx8="http://schemas.microsoft.com/office/drawing/2016/5/14/chartex" xmlns:mc="http://schemas.openxmlformats.org/markup-compatibility/2006" xmlns:aink="http://schemas.microsoft.com/office/drawing/2016/ink" xmlns:am3d="http://schemas.microsoft.com/office/drawing/2017/model3d" xmlns:o="urn:schemas-microsoft-com:office:office" xmlns:oel="http://schemas.microsoft.com/office/2019/extlst" xmlns:r="http://schemas.openxmlformats.org/officeDocument/2006/relationships" xmlns:m="http://schemas.openxmlformats.org/officeDocument/2006/math" xmlns:v="urn:schemas-microsoft-com:vml" xmlns:wp14="http://schemas.microsoft.com/office/word/2010/wordprocessingDrawing" xmlns:wp="http://schemas.openxmlformats.org/drawingml/2006/wordprocessingDrawing" xmlns:w10="urn:schemas-microsoft-com:office:word" xmlns:w="http://schemas.openxmlformats.org/wordprocessingml/2006/main" xmlns:w14="http://schemas.microsoft.com/office/word/2010/wordml" xmlns:w15="http://schemas.microsoft.com/office/word/2012/wordml" xmlns:w16cex="http://schemas.microsoft.com/office/word/2018/wordml/cex" xmlns:w16cid="http://schemas.microsoft.com/office/word/2016/wordml/cid" xmlns:w16="http://schemas.microsoft.com/office/word/2018/wordml" xmlns:w16du="http://schemas.microsoft.com/office/word/2023/wordml/word16du" xmlns:w16sdtdh="http://schemas.microsoft.com/office/word/2020/wordml/sdtdatahash" xmlns:w16sdtfl="http://schemas.microsoft.com/office/word/2024/wordml/sdtformatlock" xmlns:w16se="http://schemas.microsoft.com/office/word/2015/wordml/symex" xmlns:wpg="http://schemas.microsoft.com/office/word/2010/wordprocessingGroup" xmlns:wpi="http://schemas.microsoft.com/office/word/2010/wordprocessingInk" xmlns:wne="http://schemas.microsoft.com/office/word/2006/wordml" xmlns:wps="http://schemas.microsoft.com/office/word/2010/wordprocessingShape" mc:Ignorable="w14 w15 w16se w16cid w16 w16cex w16sdtdh w16sdtfl w16du wp14">
+<w:document xmlns:a="http://schemas.openxmlformats.org/drawingml/2006/main" xmlns:mc="http://schemas.openxmlformats.org/markup-compatibility/2006" xmlns:pic="http://schemas.openxmlformats.org/drawingml/2006/picture" xmlns:r="http://schemas.openxmlformats.org/officeDocument/2006/relationships" xmlns:w="http://schemas.openxmlformats.org/wordprocessingml/2006/main" xmlns:w14="http://schemas.microsoft.com/office/word/2010/wordml" xmlns:wp="http://schemas.openxmlformats.org/drawingml/2006/wordprocessingDrawing" xmlns:wp14="http://schemas.microsoft.com/office/word/2010/wordprocessingDrawing" mc:Ignorable="w14 w15 w16se w16cid w16 w16cex w16sdtdh w16sdtfl w16du wp14">
   <w:body>
     <w:p>
       <w:pPr>
@@ -1398,7 +1398,7 @@
           <w:sz w:val="26"/>
           <w:lang w:eastAsia="ko-KR"/>
         </w:rPr>
-        <w:t>3일차 — 구도심(전문대가~</w:t>
+        <w:t>3일차 — 천안문광장~자금성~중국미술관~동징원~난뤄구샹·십찰해</w:t>
       </w:r>
       <w:proofErr w:type="spellStart"/>
       <w:r>
@@ -1407,7 +1407,7 @@
           <w:sz w:val="26"/>
           <w:lang w:eastAsia="ko-KR"/>
         </w:rPr>
-        <w:t>자금성</w:t>
+        <w:t/>
       </w:r>
       <w:proofErr w:type="spellEnd"/>
       <w:r>
@@ -1416,7 +1416,7 @@
           <w:sz w:val="26"/>
           <w:lang w:eastAsia="ko-KR"/>
         </w:rPr>
-        <w:t>~중국미술관~</w:t>
+        <w:t/>
       </w:r>
       <w:proofErr w:type="spellStart"/>
       <w:r>
@@ -1425,7 +1425,7 @@
           <w:sz w:val="26"/>
           <w:lang w:eastAsia="ko-KR"/>
         </w:rPr>
-        <w:t>동징원</w:t>
+        <w:t/>
       </w:r>
       <w:proofErr w:type="spellEnd"/>
       <w:r>
@@ -1434,7 +1434,7 @@
           <w:sz w:val="26"/>
           <w:lang w:eastAsia="ko-KR"/>
         </w:rPr>
-        <w:t>~</w:t>
+        <w:t/>
       </w:r>
       <w:proofErr w:type="spellStart"/>
       <w:r>
@@ -1443,7 +1443,7 @@
           <w:sz w:val="26"/>
           <w:lang w:eastAsia="ko-KR"/>
         </w:rPr>
-        <w:t>난뤄구샹</w:t>
+        <w:t/>
       </w:r>
       <w:proofErr w:type="spellEnd"/>
       <w:r>
@@ -1452,7 +1452,7 @@
           <w:sz w:val="26"/>
           <w:lang w:eastAsia="ko-KR"/>
         </w:rPr>
-        <w:t>·</w:t>
+        <w:t/>
       </w:r>
       <w:proofErr w:type="spellStart"/>
       <w:r>
@@ -1461,7 +1461,7 @@
           <w:sz w:val="26"/>
           <w:lang w:eastAsia="ko-KR"/>
         </w:rPr>
-        <w:t>십찰해</w:t>
+        <w:t/>
       </w:r>
       <w:proofErr w:type="spellEnd"/>
       <w:r>
@@ -1470,7 +1470,7 @@
           <w:sz w:val="26"/>
           <w:lang w:eastAsia="ko-KR"/>
         </w:rPr>
-        <w:t>)</w:t>
+        <w:t/>
       </w:r>
     </w:p>
     <w:tbl>
@@ -1534,31 +1534,15 @@
         <w:tc>
           <w:tcPr>
             <w:tcW w:w="1701" w:type="dxa"/>
-            <w:vMerge w:val="restart"/>
+            <w:vMerge/>
           </w:tcPr>
           <w:p>
             <w:pPr>
               <w:spacing w:after="20"/>
             </w:pPr>
             <w:r>
-              <w:rPr>
-                <w:sz w:val="20"/>
-              </w:rPr>
-              <w:t>09:00</w:t>
-            </w:r>
-            <w:r>
-              <w:rPr>
-                <w:rFonts w:hint="eastAsia"/>
-                <w:sz w:val="20"/>
-                <w:lang w:eastAsia="ko-KR"/>
-              </w:rPr>
-              <w:t>~</w:t>
-            </w:r>
-          </w:p>
-          <w:p>
-            <w:pPr>
-              <w:spacing w:after="20"/>
-            </w:pPr>
+              <w:t>오전</w:t>
+            </w:r>
           </w:p>
         </w:tc>
         <w:tc>
@@ -1574,7 +1558,7 @@
                 <w:b/>
                 <w:sz w:val="20"/>
               </w:rPr>
-              <w:t>전문대가 (Qianmen Street · 前门大街)</w:t>
+              <w:t>천안문광장 (Tiananmen Square · 天安门广场)</w:t>
             </w:r>
           </w:p>
           <w:p>
@@ -1586,7 +1570,7 @@
                 <w:color w:val="444444"/>
                 <w:sz w:val="18"/>
               </w:rPr>
-              <w:t>EN: Qianmen Street, Dongcheng District, Beijing, China</w:t>
+              <w:t>EN: Tiananmen Square, Dongcheng District, Beijing, China</w:t>
             </w:r>
           </w:p>
           <w:p>
@@ -1598,7 +1582,7 @@
                 <w:color w:val="444444"/>
                 <w:sz w:val="18"/>
               </w:rPr>
-              <w:t>中文: 北京市东城区前门大街</w:t>
+              <w:t>中文: 北京市东城区天安门广场</w:t>
             </w:r>
           </w:p>
         </w:tc>
@@ -1631,7 +1615,7 @@
                 <w:b/>
                 <w:sz w:val="20"/>
               </w:rPr>
-              <w:t>천안문광장 (Tiananmen Square · 天安门广场)</w:t>
+              <w:t xml:space="preserve">자금성(고궁박물원) (Forbidden City / The Palace Museum · 故宫博物院) </w:t>
             </w:r>
           </w:p>
           <w:p>
@@ -1643,69 +1627,12 @@
                 <w:color w:val="444444"/>
                 <w:sz w:val="18"/>
               </w:rPr>
-              <w:t>EN: Tiananmen Square, Dongcheng District, Beijing, China</w:t>
+              <w:t>EN: No. 4 Jingshan Front Street, Dongcheng District, Beijing, China</w:t>
             </w:r>
           </w:p>
           <w:p>
             <w:pPr>
               <w:spacing w:after="20"/>
-            </w:pPr>
-            <w:r>
-              <w:rPr>
-                <w:color w:val="444444"/>
-                <w:sz w:val="18"/>
-              </w:rPr>
-              <w:t>中文: 北京市东城区天安门广场</w:t>
-            </w:r>
-          </w:p>
-        </w:tc>
-      </w:tr>
-      <w:tr>
-        <w:trPr>
-          <w:cantSplit/>
-        </w:trPr>
-        <w:tc>
-          <w:tcPr>
-            <w:tcW w:w="1701" w:type="dxa"/>
-            <w:vMerge/>
-          </w:tcPr>
-          <w:p>
-            <w:pPr>
-              <w:spacing w:after="20"/>
-            </w:pPr>
-          </w:p>
-        </w:tc>
-        <w:tc>
-          <w:tcPr>
-            <w:tcW w:w="7938" w:type="dxa"/>
-          </w:tcPr>
-          <w:p>
-            <w:pPr>
-              <w:spacing w:after="20"/>
-            </w:pPr>
-            <w:r>
-              <w:rPr>
-                <w:b/>
-                <w:sz w:val="20"/>
-              </w:rPr>
-              <w:t xml:space="preserve">자금성(고궁박물원) (Forbidden City / The Palace Museum · 故宫博物院) </w:t>
-            </w:r>
-          </w:p>
-          <w:p>
-            <w:pPr>
-              <w:spacing w:before="40" w:after="20"/>
-            </w:pPr>
-            <w:r>
-              <w:rPr>
-                <w:color w:val="444444"/>
-                <w:sz w:val="18"/>
-              </w:rPr>
-              <w:t>EN: No. 4 Jingshan Front Street, Dongcheng District, Beijing, China</w:t>
-            </w:r>
-          </w:p>
-          <w:p>
-            <w:pPr>
-              <w:spacing w:after="20"/>
               <w:rPr>
                 <w:lang w:eastAsia="zh-CN"/>
               </w:rPr>
@@ -1717,63 +1644,6 @@
                 <w:lang w:eastAsia="zh-CN"/>
               </w:rPr>
               <w:t>中文: 北京市东城区景山前街4号</w:t>
-            </w:r>
-          </w:p>
-        </w:tc>
-      </w:tr>
-      <w:tr>
-        <w:trPr>
-          <w:cantSplit/>
-        </w:trPr>
-        <w:tc>
-          <w:tcPr>
-            <w:tcW w:w="1701" w:type="dxa"/>
-            <w:vMerge/>
-          </w:tcPr>
-          <w:p>
-            <w:pPr>
-              <w:spacing w:after="20"/>
-            </w:pPr>
-          </w:p>
-        </w:tc>
-        <w:tc>
-          <w:tcPr>
-            <w:tcW w:w="7938" w:type="dxa"/>
-          </w:tcPr>
-          <w:p>
-            <w:pPr>
-              <w:spacing w:after="20"/>
-            </w:pPr>
-            <w:r>
-              <w:rPr>
-                <w:b/>
-                <w:sz w:val="20"/>
-              </w:rPr>
-              <w:t>경산공원 (Jingshan Park · 景山公园)</w:t>
-            </w:r>
-          </w:p>
-          <w:p>
-            <w:pPr>
-              <w:spacing w:before="40" w:after="20"/>
-            </w:pPr>
-            <w:r>
-              <w:rPr>
-                <w:color w:val="444444"/>
-                <w:sz w:val="18"/>
-              </w:rPr>
-              <w:t>EN: No. 44 Jingshan West Street, Xicheng District, Beijing, China</w:t>
-            </w:r>
-          </w:p>
-          <w:p>
-            <w:pPr>
-              <w:spacing w:after="20"/>
-            </w:pPr>
-            <w:r>
-              <w:rPr>
-                <w:color w:val="444444"/>
-                <w:sz w:val="18"/>
-              </w:rPr>
-              <w:t>中文: 北京市西城区景山西街44号</w:t>
             </w:r>
           </w:p>
         </w:tc>
@@ -3364,11 +3234,11 @@
             <wp:effectExtent l="0" t="0" r="0" b="635"/>
             <wp:docPr id="655655452" name="그림 1"/>
             <wp:cNvGraphicFramePr>
-              <a:graphicFrameLocks xmlns:a="http://schemas.openxmlformats.org/drawingml/2006/main" noChangeAspect="1"/>
+              <a:graphicFrameLocks noChangeAspect="1"/>
             </wp:cNvGraphicFramePr>
-            <a:graphic xmlns:a="http://schemas.openxmlformats.org/drawingml/2006/main">
+            <a:graphic>
               <a:graphicData uri="http://schemas.openxmlformats.org/drawingml/2006/picture">
-                <pic:pic xmlns:pic="http://schemas.openxmlformats.org/drawingml/2006/picture">
+                <pic:pic>
                   <pic:nvPicPr>
                     <pic:cNvPr id="655655452" name=""/>
                     <pic:cNvPicPr/>
@@ -3410,11 +3280,11 @@
             <wp:effectExtent l="0" t="0" r="0" b="6985"/>
             <wp:docPr id="583816455" name="그림 1"/>
             <wp:cNvGraphicFramePr>
-              <a:graphicFrameLocks xmlns:a="http://schemas.openxmlformats.org/drawingml/2006/main" noChangeAspect="1"/>
+              <a:graphicFrameLocks noChangeAspect="1"/>
             </wp:cNvGraphicFramePr>
-            <a:graphic xmlns:a="http://schemas.openxmlformats.org/drawingml/2006/main">
+            <a:graphic>
               <a:graphicData uri="http://schemas.openxmlformats.org/drawingml/2006/picture">
-                <pic:pic xmlns:pic="http://schemas.openxmlformats.org/drawingml/2006/picture">
+                <pic:pic>
                   <pic:nvPicPr>
                     <pic:cNvPr id="583816455" name=""/>
                     <pic:cNvPicPr/>
@@ -3473,11 +3343,11 @@
             <wp:effectExtent l="0" t="0" r="7620" b="0"/>
             <wp:docPr id="2040809481" name="그림 1"/>
             <wp:cNvGraphicFramePr>
-              <a:graphicFrameLocks xmlns:a="http://schemas.openxmlformats.org/drawingml/2006/main" noChangeAspect="1"/>
+              <a:graphicFrameLocks noChangeAspect="1"/>
             </wp:cNvGraphicFramePr>
-            <a:graphic xmlns:a="http://schemas.openxmlformats.org/drawingml/2006/main">
+            <a:graphic>
               <a:graphicData uri="http://schemas.openxmlformats.org/drawingml/2006/picture">
-                <pic:pic xmlns:pic="http://schemas.openxmlformats.org/drawingml/2006/picture">
+                <pic:pic>
                   <pic:nvPicPr>
                     <pic:cNvPr id="2040809481" name=""/>
                     <pic:cNvPicPr/>
@@ -3513,11 +3383,11 @@
             <wp:effectExtent l="0" t="0" r="0" b="0"/>
             <wp:docPr id="1655747003" name="그림 1"/>
             <wp:cNvGraphicFramePr>
-              <a:graphicFrameLocks xmlns:a="http://schemas.openxmlformats.org/drawingml/2006/main" noChangeAspect="1"/>
+              <a:graphicFrameLocks noChangeAspect="1"/>
             </wp:cNvGraphicFramePr>
-            <a:graphic xmlns:a="http://schemas.openxmlformats.org/drawingml/2006/main">
+            <a:graphic>
               <a:graphicData uri="http://schemas.openxmlformats.org/drawingml/2006/picture">
-                <pic:pic xmlns:pic="http://schemas.openxmlformats.org/drawingml/2006/picture">
+                <pic:pic>
                   <pic:nvPicPr>
                     <pic:cNvPr id="1655747003" name=""/>
                     <pic:cNvPicPr/>
@@ -3560,11 +3430,11 @@
             <wp:effectExtent l="0" t="0" r="7620" b="0"/>
             <wp:docPr id="914876116" name="그림 1"/>
             <wp:cNvGraphicFramePr>
-              <a:graphicFrameLocks xmlns:a="http://schemas.openxmlformats.org/drawingml/2006/main" noChangeAspect="1"/>
+              <a:graphicFrameLocks noChangeAspect="1"/>
             </wp:cNvGraphicFramePr>
-            <a:graphic xmlns:a="http://schemas.openxmlformats.org/drawingml/2006/main">
+            <a:graphic>
               <a:graphicData uri="http://schemas.openxmlformats.org/drawingml/2006/picture">
-                <pic:pic xmlns:pic="http://schemas.openxmlformats.org/drawingml/2006/picture">
+                <pic:pic>
                   <pic:nvPicPr>
                     <pic:cNvPr id="914876116" name=""/>
                     <pic:cNvPicPr/>
@@ -3606,11 +3476,11 @@
             <wp:effectExtent l="0" t="0" r="7620" b="0"/>
             <wp:docPr id="1323571285" name="그림 1"/>
             <wp:cNvGraphicFramePr>
-              <a:graphicFrameLocks xmlns:a="http://schemas.openxmlformats.org/drawingml/2006/main" noChangeAspect="1"/>
+              <a:graphicFrameLocks noChangeAspect="1"/>
             </wp:cNvGraphicFramePr>
-            <a:graphic xmlns:a="http://schemas.openxmlformats.org/drawingml/2006/main">
+            <a:graphic>
               <a:graphicData uri="http://schemas.openxmlformats.org/drawingml/2006/picture">
-                <pic:pic xmlns:pic="http://schemas.openxmlformats.org/drawingml/2006/picture">
+                <pic:pic>
                   <pic:nvPicPr>
                     <pic:cNvPr id="1323571285" name=""/>
                     <pic:cNvPicPr/>
